--- a/flutter_web/fw1_widgets_of_flutter_web.docx
+++ b/flutter_web/fw1_widgets_of_flutter_web.docx
@@ -22,12 +22,117 @@
     </w:p>
     <w:p>
       <w:pPr>
-        <w:jc w:val="both"/>
-        <w:rPr>
-          <w:sz w:val="32"/>
-          <w:szCs w:val="32"/>
-        </w:rPr>
-      </w:pPr>
+        <w:pStyle w:val="ListParagraph"/>
+        <w:numPr>
+          <w:ilvl w:val="0"/>
+          <w:numId w:val="1"/>
+        </w:numPr>
+        <w:jc w:val="both"/>
+        <w:rPr>
+          <w:sz w:val="32"/>
+          <w:szCs w:val="32"/>
+        </w:rPr>
+      </w:pPr>
+      <w:proofErr w:type="spellStart"/>
+      <w:r>
+        <w:rPr>
+          <w:b/>
+          <w:bCs/>
+          <w:sz w:val="32"/>
+          <w:szCs w:val="32"/>
+        </w:rPr>
+        <w:t>MouseRegion</w:t>
+      </w:r>
+      <w:proofErr w:type="spellEnd"/>
+      <w:r>
+        <w:rPr>
+          <w:sz w:val="32"/>
+          <w:szCs w:val="32"/>
+        </w:rPr>
+        <w:t xml:space="preserve"> Widget…………………</w:t>
+      </w:r>
+      <w:r>
+        <w:rPr>
+          <w:sz w:val="32"/>
+          <w:szCs w:val="32"/>
+        </w:rPr>
+        <w:t>……………………………………2</w:t>
+      </w:r>
+    </w:p>
+    <w:p>
+      <w:pPr>
+        <w:pStyle w:val="ListParagraph"/>
+        <w:numPr>
+          <w:ilvl w:val="0"/>
+          <w:numId w:val="1"/>
+        </w:numPr>
+        <w:jc w:val="both"/>
+        <w:rPr>
+          <w:sz w:val="32"/>
+          <w:szCs w:val="32"/>
+        </w:rPr>
+      </w:pPr>
+      <w:proofErr w:type="spellStart"/>
+      <w:r>
+        <w:rPr>
+          <w:b/>
+          <w:bCs/>
+          <w:sz w:val="32"/>
+          <w:szCs w:val="32"/>
+        </w:rPr>
+        <w:t>InkWell</w:t>
+      </w:r>
+      <w:proofErr w:type="spellEnd"/>
+      <w:r>
+        <w:rPr>
+          <w:b/>
+          <w:bCs/>
+          <w:sz w:val="32"/>
+          <w:szCs w:val="32"/>
+        </w:rPr>
+        <w:t xml:space="preserve"> </w:t>
+      </w:r>
+      <w:r>
+        <w:rPr>
+          <w:sz w:val="32"/>
+          <w:szCs w:val="32"/>
+        </w:rPr>
+        <w:t xml:space="preserve">widgets </w:t>
+      </w:r>
+      <w:proofErr w:type="spellStart"/>
+      <w:r>
+        <w:rPr>
+          <w:b/>
+          <w:bCs/>
+          <w:sz w:val="32"/>
+          <w:szCs w:val="32"/>
+        </w:rPr>
+        <w:t>onHover</w:t>
+      </w:r>
+      <w:proofErr w:type="spellEnd"/>
+      <w:r>
+        <w:rPr>
+          <w:sz w:val="32"/>
+          <w:szCs w:val="32"/>
+        </w:rPr>
+        <w:t>…………</w:t>
+      </w:r>
+      <w:proofErr w:type="gramStart"/>
+      <w:r>
+        <w:rPr>
+          <w:sz w:val="32"/>
+          <w:szCs w:val="32"/>
+        </w:rPr>
+        <w:t>…..</w:t>
+      </w:r>
+      <w:proofErr w:type="gramEnd"/>
+      <w:r>
+        <w:rPr>
+          <w:sz w:val="32"/>
+          <w:szCs w:val="32"/>
+        </w:rPr>
+        <w:t>………………………………….3</w:t>
+      </w:r>
     </w:p>
     <w:p>
       <w:pPr>
@@ -107,8 +212,1975 @@
         </w:rPr>
         <w:t xml:space="preserve"># </w:t>
       </w:r>
+      <w:r>
+        <w:rPr>
+          <w:sz w:val="32"/>
+          <w:szCs w:val="32"/>
+        </w:rPr>
+        <w:t>It’s used to detect whether a mouse pointer is hovering over a widget or not. (works only on web and desktop)</w:t>
+      </w:r>
+    </w:p>
+    <w:p>
+      <w:pPr>
+        <w:jc w:val="both"/>
+        <w:rPr>
+          <w:sz w:val="32"/>
+          <w:szCs w:val="32"/>
+        </w:rPr>
+      </w:pPr>
+      <w:r>
+        <w:rPr>
+          <w:sz w:val="32"/>
+          <w:szCs w:val="32"/>
+        </w:rPr>
+        <w:t># Properties include:</w:t>
+      </w:r>
+    </w:p>
+    <w:p>
+      <w:pPr>
+        <w:jc w:val="both"/>
+        <w:rPr>
+          <w:sz w:val="32"/>
+          <w:szCs w:val="32"/>
+        </w:rPr>
+      </w:pPr>
+      <w:proofErr w:type="spellStart"/>
+      <w:r>
+        <w:rPr>
+          <w:b/>
+          <w:bCs/>
+          <w:sz w:val="32"/>
+          <w:szCs w:val="32"/>
+        </w:rPr>
+        <w:t>onEnter</w:t>
+      </w:r>
+      <w:proofErr w:type="spellEnd"/>
+      <w:r>
+        <w:rPr>
+          <w:b/>
+          <w:bCs/>
+          <w:sz w:val="32"/>
+          <w:szCs w:val="32"/>
+        </w:rPr>
+        <w:t>:</w:t>
+      </w:r>
+      <w:r>
+        <w:rPr>
+          <w:sz w:val="32"/>
+          <w:szCs w:val="32"/>
+        </w:rPr>
+        <w:t xml:space="preserve"> callback triggers when a mouse pointer has entered this widget. And internally gives an instance of</w:t>
+      </w:r>
+      <w:r>
+        <w:rPr>
+          <w:b/>
+          <w:bCs/>
+          <w:sz w:val="32"/>
+          <w:szCs w:val="32"/>
+        </w:rPr>
+        <w:t xml:space="preserve"> </w:t>
+      </w:r>
+      <w:proofErr w:type="spellStart"/>
+      <w:r>
+        <w:rPr>
+          <w:b/>
+          <w:bCs/>
+          <w:sz w:val="32"/>
+          <w:szCs w:val="32"/>
+        </w:rPr>
+        <w:t>PointerEnterEvent</w:t>
+      </w:r>
+      <w:proofErr w:type="spellEnd"/>
+    </w:p>
+    <w:p>
+      <w:pPr>
+        <w:jc w:val="both"/>
+        <w:rPr>
+          <w:sz w:val="32"/>
+          <w:szCs w:val="32"/>
+        </w:rPr>
+      </w:pPr>
+      <w:proofErr w:type="spellStart"/>
+      <w:r>
+        <w:rPr>
+          <w:b/>
+          <w:bCs/>
+          <w:sz w:val="32"/>
+          <w:szCs w:val="32"/>
+        </w:rPr>
+        <w:t>onExit</w:t>
+      </w:r>
+      <w:proofErr w:type="spellEnd"/>
+      <w:r>
+        <w:rPr>
+          <w:b/>
+          <w:bCs/>
+          <w:sz w:val="32"/>
+          <w:szCs w:val="32"/>
+        </w:rPr>
+        <w:t>:</w:t>
+      </w:r>
+      <w:r>
+        <w:rPr>
+          <w:sz w:val="32"/>
+          <w:szCs w:val="32"/>
+        </w:rPr>
+        <w:t xml:space="preserve"> callback triggers when a mouse pointer has exited this widget, when the widget is still mounted. Also gives an instance of </w:t>
+      </w:r>
+      <w:proofErr w:type="spellStart"/>
+      <w:r>
+        <w:rPr>
+          <w:b/>
+          <w:bCs/>
+          <w:sz w:val="32"/>
+          <w:szCs w:val="32"/>
+        </w:rPr>
+        <w:t>PointerExitEvent</w:t>
+      </w:r>
+      <w:proofErr w:type="spellEnd"/>
+    </w:p>
+    <w:p>
+      <w:pPr>
+        <w:jc w:val="both"/>
+        <w:rPr>
+          <w:sz w:val="32"/>
+          <w:szCs w:val="32"/>
+        </w:rPr>
+      </w:pPr>
+      <w:proofErr w:type="spellStart"/>
+      <w:r>
+        <w:rPr>
+          <w:b/>
+          <w:bCs/>
+          <w:sz w:val="32"/>
+          <w:szCs w:val="32"/>
+        </w:rPr>
+        <w:t>onHover</w:t>
+      </w:r>
+      <w:proofErr w:type="spellEnd"/>
+      <w:r>
+        <w:rPr>
+          <w:b/>
+          <w:bCs/>
+          <w:sz w:val="32"/>
+          <w:szCs w:val="32"/>
+        </w:rPr>
+        <w:t>:</w:t>
+      </w:r>
+      <w:r>
+        <w:rPr>
+          <w:sz w:val="32"/>
+          <w:szCs w:val="32"/>
+        </w:rPr>
+        <w:t xml:space="preserve"> callback triggers every time when a pointer moves within this widget, without buttons pressed. Internally gives an instance of </w:t>
+      </w:r>
+      <w:proofErr w:type="spellStart"/>
+      <w:r>
+        <w:rPr>
+          <w:b/>
+          <w:bCs/>
+          <w:sz w:val="32"/>
+          <w:szCs w:val="32"/>
+        </w:rPr>
+        <w:t>PointerHoverEvent</w:t>
+      </w:r>
+      <w:proofErr w:type="spellEnd"/>
+      <w:r>
+        <w:rPr>
+          <w:sz w:val="32"/>
+          <w:szCs w:val="32"/>
+        </w:rPr>
+        <w:t xml:space="preserve"> (NOT optimal, because fires every time for setting a </w:t>
+      </w:r>
+      <w:r>
+        <w:rPr>
+          <w:b/>
+          <w:bCs/>
+          <w:sz w:val="32"/>
+          <w:szCs w:val="32"/>
+        </w:rPr>
+        <w:t>boo</w:t>
+      </w:r>
+      <w:r>
+        <w:rPr>
+          <w:sz w:val="32"/>
+          <w:szCs w:val="32"/>
+        </w:rPr>
+        <w:t xml:space="preserve">l value instead use </w:t>
+      </w:r>
+      <w:proofErr w:type="spellStart"/>
+      <w:r>
+        <w:rPr>
+          <w:b/>
+          <w:bCs/>
+          <w:sz w:val="32"/>
+          <w:szCs w:val="32"/>
+        </w:rPr>
+        <w:t>onEnter</w:t>
+      </w:r>
+      <w:proofErr w:type="spellEnd"/>
+      <w:r>
+        <w:rPr>
+          <w:b/>
+          <w:bCs/>
+          <w:sz w:val="32"/>
+          <w:szCs w:val="32"/>
+        </w:rPr>
+        <w:t>:</w:t>
+      </w:r>
+      <w:r>
+        <w:rPr>
+          <w:sz w:val="32"/>
+          <w:szCs w:val="32"/>
+        </w:rPr>
+        <w:t xml:space="preserve"> and </w:t>
+      </w:r>
+      <w:proofErr w:type="spellStart"/>
+      <w:proofErr w:type="gramStart"/>
+      <w:r>
+        <w:rPr>
+          <w:b/>
+          <w:bCs/>
+          <w:sz w:val="32"/>
+          <w:szCs w:val="32"/>
+        </w:rPr>
+        <w:t>onExit</w:t>
+      </w:r>
+      <w:proofErr w:type="spellEnd"/>
+      <w:r>
+        <w:rPr>
+          <w:b/>
+          <w:bCs/>
+          <w:sz w:val="32"/>
+          <w:szCs w:val="32"/>
+        </w:rPr>
+        <w:t>:</w:t>
+      </w:r>
+      <w:r>
+        <w:rPr>
+          <w:sz w:val="32"/>
+          <w:szCs w:val="32"/>
+        </w:rPr>
+        <w:t>,</w:t>
+      </w:r>
+      <w:proofErr w:type="gramEnd"/>
+      <w:r>
+        <w:rPr>
+          <w:sz w:val="32"/>
+          <w:szCs w:val="32"/>
+        </w:rPr>
+        <w:t xml:space="preserve"> fires once)</w:t>
+      </w:r>
+    </w:p>
+    <w:p>
+      <w:pPr>
+        <w:jc w:val="both"/>
+        <w:rPr>
+          <w:b/>
+          <w:bCs/>
+          <w:color w:val="D86DCB" w:themeColor="accent5" w:themeTint="99"/>
+          <w:sz w:val="32"/>
+          <w:szCs w:val="32"/>
+        </w:rPr>
+      </w:pPr>
+      <w:r>
+        <w:rPr>
+          <w:b/>
+          <w:bCs/>
+          <w:color w:val="D86DCB" w:themeColor="accent5" w:themeTint="99"/>
+          <w:sz w:val="32"/>
+          <w:szCs w:val="32"/>
+        </w:rPr>
+        <w:t>…</w:t>
+      </w:r>
+    </w:p>
+    <w:p>
+      <w:pPr>
+        <w:jc w:val="both"/>
+        <w:rPr>
+          <w:b/>
+          <w:bCs/>
+          <w:color w:val="D86DCB" w:themeColor="accent5" w:themeTint="99"/>
+          <w:sz w:val="32"/>
+          <w:szCs w:val="32"/>
+        </w:rPr>
+      </w:pPr>
+      <w:proofErr w:type="spellStart"/>
+      <w:proofErr w:type="gramStart"/>
+      <w:r>
+        <w:rPr>
+          <w:b/>
+          <w:bCs/>
+          <w:color w:val="D86DCB" w:themeColor="accent5" w:themeTint="99"/>
+          <w:sz w:val="32"/>
+          <w:szCs w:val="32"/>
+        </w:rPr>
+        <w:t>MouseRegion</w:t>
+      </w:r>
+      <w:proofErr w:type="spellEnd"/>
+      <w:r>
+        <w:rPr>
+          <w:b/>
+          <w:bCs/>
+          <w:color w:val="D86DCB" w:themeColor="accent5" w:themeTint="99"/>
+          <w:sz w:val="32"/>
+          <w:szCs w:val="32"/>
+        </w:rPr>
+        <w:t>(</w:t>
+      </w:r>
+      <w:proofErr w:type="gramEnd"/>
+    </w:p>
+    <w:p>
+      <w:pPr>
+        <w:jc w:val="both"/>
+        <w:rPr>
+          <w:b/>
+          <w:bCs/>
+          <w:color w:val="D86DCB" w:themeColor="accent5" w:themeTint="99"/>
+          <w:sz w:val="32"/>
+          <w:szCs w:val="32"/>
+        </w:rPr>
+      </w:pPr>
+      <w:r>
+        <w:rPr>
+          <w:b/>
+          <w:bCs/>
+          <w:color w:val="D86DCB" w:themeColor="accent5" w:themeTint="99"/>
+          <w:sz w:val="32"/>
+          <w:szCs w:val="32"/>
+        </w:rPr>
+        <w:t xml:space="preserve">        </w:t>
+      </w:r>
+      <w:proofErr w:type="spellStart"/>
+      <w:r>
+        <w:rPr>
+          <w:b/>
+          <w:bCs/>
+          <w:color w:val="D86DCB" w:themeColor="accent5" w:themeTint="99"/>
+          <w:sz w:val="32"/>
+          <w:szCs w:val="32"/>
+        </w:rPr>
+        <w:t>onEnter</w:t>
+      </w:r>
+      <w:proofErr w:type="spellEnd"/>
+      <w:r>
+        <w:rPr>
+          <w:b/>
+          <w:bCs/>
+          <w:color w:val="D86DCB" w:themeColor="accent5" w:themeTint="99"/>
+          <w:sz w:val="32"/>
+          <w:szCs w:val="32"/>
+        </w:rPr>
+        <w:t>: (</w:t>
+      </w:r>
+      <w:proofErr w:type="spellStart"/>
+      <w:r>
+        <w:rPr>
+          <w:b/>
+          <w:bCs/>
+          <w:color w:val="D86DCB" w:themeColor="accent5" w:themeTint="99"/>
+          <w:sz w:val="32"/>
+          <w:szCs w:val="32"/>
+        </w:rPr>
+        <w:t>PointerEnterEvent</w:t>
+      </w:r>
+      <w:proofErr w:type="spellEnd"/>
+      <w:r>
+        <w:rPr>
+          <w:b/>
+          <w:bCs/>
+          <w:color w:val="D86DCB" w:themeColor="accent5" w:themeTint="99"/>
+          <w:sz w:val="32"/>
+          <w:szCs w:val="32"/>
+        </w:rPr>
+        <w:t xml:space="preserve"> </w:t>
+      </w:r>
+      <w:proofErr w:type="gramStart"/>
+      <w:r>
+        <w:rPr>
+          <w:b/>
+          <w:bCs/>
+          <w:color w:val="D86DCB" w:themeColor="accent5" w:themeTint="99"/>
+          <w:sz w:val="32"/>
+          <w:szCs w:val="32"/>
+        </w:rPr>
+        <w:t>event){</w:t>
+      </w:r>
+      <w:proofErr w:type="gramEnd"/>
+    </w:p>
+    <w:p>
+      <w:pPr>
+        <w:jc w:val="both"/>
+        <w:rPr>
+          <w:b/>
+          <w:bCs/>
+          <w:color w:val="D86DCB" w:themeColor="accent5" w:themeTint="99"/>
+          <w:sz w:val="32"/>
+          <w:szCs w:val="32"/>
+        </w:rPr>
+      </w:pPr>
+      <w:r>
+        <w:rPr>
+          <w:b/>
+          <w:bCs/>
+          <w:color w:val="D86DCB" w:themeColor="accent5" w:themeTint="99"/>
+          <w:sz w:val="32"/>
+          <w:szCs w:val="32"/>
+        </w:rPr>
+        <w:t xml:space="preserve">            </w:t>
+      </w:r>
+      <w:proofErr w:type="spellStart"/>
+      <w:proofErr w:type="gramStart"/>
+      <w:r>
+        <w:rPr>
+          <w:b/>
+          <w:bCs/>
+          <w:color w:val="D86DCB" w:themeColor="accent5" w:themeTint="99"/>
+          <w:sz w:val="32"/>
+          <w:szCs w:val="32"/>
+        </w:rPr>
+        <w:t>debugPrint</w:t>
+      </w:r>
+      <w:proofErr w:type="spellEnd"/>
+      <w:r>
+        <w:rPr>
+          <w:b/>
+          <w:bCs/>
+          <w:color w:val="D86DCB" w:themeColor="accent5" w:themeTint="99"/>
+          <w:sz w:val="32"/>
+          <w:szCs w:val="32"/>
+        </w:rPr>
+        <w:t>(</w:t>
+      </w:r>
+      <w:proofErr w:type="gramEnd"/>
+      <w:r>
+        <w:rPr>
+          <w:b/>
+          <w:bCs/>
+          <w:color w:val="D86DCB" w:themeColor="accent5" w:themeTint="99"/>
+          <w:sz w:val="32"/>
+          <w:szCs w:val="32"/>
+        </w:rPr>
+        <w:t>'Mouse entered');</w:t>
+      </w:r>
+    </w:p>
+    <w:p>
+      <w:pPr>
+        <w:jc w:val="both"/>
+        <w:rPr>
+          <w:b/>
+          <w:bCs/>
+          <w:color w:val="D86DCB" w:themeColor="accent5" w:themeTint="99"/>
+          <w:sz w:val="32"/>
+          <w:szCs w:val="32"/>
+        </w:rPr>
+      </w:pPr>
+      <w:r>
+        <w:rPr>
+          <w:b/>
+          <w:bCs/>
+          <w:color w:val="D86DCB" w:themeColor="accent5" w:themeTint="99"/>
+          <w:sz w:val="32"/>
+          <w:szCs w:val="32"/>
+        </w:rPr>
+        <w:t xml:space="preserve">            _</w:t>
+      </w:r>
+      <w:proofErr w:type="spellStart"/>
+      <w:r>
+        <w:rPr>
+          <w:b/>
+          <w:bCs/>
+          <w:color w:val="D86DCB" w:themeColor="accent5" w:themeTint="99"/>
+          <w:sz w:val="32"/>
+          <w:szCs w:val="32"/>
+        </w:rPr>
+        <w:t>isHovered</w:t>
+      </w:r>
+      <w:proofErr w:type="spellEnd"/>
+      <w:r>
+        <w:rPr>
+          <w:b/>
+          <w:bCs/>
+          <w:color w:val="D86DCB" w:themeColor="accent5" w:themeTint="99"/>
+          <w:sz w:val="32"/>
+          <w:szCs w:val="32"/>
+        </w:rPr>
+        <w:t xml:space="preserve"> = true;</w:t>
+      </w:r>
+    </w:p>
+    <w:p>
+      <w:pPr>
+        <w:jc w:val="both"/>
+        <w:rPr>
+          <w:b/>
+          <w:bCs/>
+          <w:color w:val="D86DCB" w:themeColor="accent5" w:themeTint="99"/>
+          <w:sz w:val="32"/>
+          <w:szCs w:val="32"/>
+        </w:rPr>
+      </w:pPr>
+      <w:r>
+        <w:rPr>
+          <w:b/>
+          <w:bCs/>
+          <w:color w:val="D86DCB" w:themeColor="accent5" w:themeTint="99"/>
+          <w:sz w:val="32"/>
+          <w:szCs w:val="32"/>
+        </w:rPr>
+        <w:t xml:space="preserve">        },</w:t>
+      </w:r>
+    </w:p>
+    <w:p>
+      <w:pPr>
+        <w:jc w:val="both"/>
+        <w:rPr>
+          <w:b/>
+          <w:bCs/>
+          <w:color w:val="D86DCB" w:themeColor="accent5" w:themeTint="99"/>
+          <w:sz w:val="32"/>
+          <w:szCs w:val="32"/>
+        </w:rPr>
+      </w:pPr>
+      <w:r>
+        <w:rPr>
+          <w:b/>
+          <w:bCs/>
+          <w:color w:val="D86DCB" w:themeColor="accent5" w:themeTint="99"/>
+          <w:sz w:val="32"/>
+          <w:szCs w:val="32"/>
+        </w:rPr>
+        <w:t xml:space="preserve">        </w:t>
+      </w:r>
+      <w:proofErr w:type="spellStart"/>
+      <w:r>
+        <w:rPr>
+          <w:b/>
+          <w:bCs/>
+          <w:color w:val="D86DCB" w:themeColor="accent5" w:themeTint="99"/>
+          <w:sz w:val="32"/>
+          <w:szCs w:val="32"/>
+        </w:rPr>
+        <w:t>onExit</w:t>
+      </w:r>
+      <w:proofErr w:type="spellEnd"/>
+      <w:r>
+        <w:rPr>
+          <w:b/>
+          <w:bCs/>
+          <w:color w:val="D86DCB" w:themeColor="accent5" w:themeTint="99"/>
+          <w:sz w:val="32"/>
+          <w:szCs w:val="32"/>
+        </w:rPr>
+        <w:t>: (</w:t>
+      </w:r>
+      <w:proofErr w:type="spellStart"/>
+      <w:r>
+        <w:rPr>
+          <w:b/>
+          <w:bCs/>
+          <w:color w:val="D86DCB" w:themeColor="accent5" w:themeTint="99"/>
+          <w:sz w:val="32"/>
+          <w:szCs w:val="32"/>
+        </w:rPr>
+        <w:t>PointerExitEvent</w:t>
+      </w:r>
+      <w:proofErr w:type="spellEnd"/>
+      <w:r>
+        <w:rPr>
+          <w:b/>
+          <w:bCs/>
+          <w:color w:val="D86DCB" w:themeColor="accent5" w:themeTint="99"/>
+          <w:sz w:val="32"/>
+          <w:szCs w:val="32"/>
+        </w:rPr>
+        <w:t xml:space="preserve"> </w:t>
+      </w:r>
+      <w:proofErr w:type="gramStart"/>
+      <w:r>
+        <w:rPr>
+          <w:b/>
+          <w:bCs/>
+          <w:color w:val="D86DCB" w:themeColor="accent5" w:themeTint="99"/>
+          <w:sz w:val="32"/>
+          <w:szCs w:val="32"/>
+        </w:rPr>
+        <w:t>event){</w:t>
+      </w:r>
+      <w:proofErr w:type="gramEnd"/>
+    </w:p>
+    <w:p>
+      <w:pPr>
+        <w:jc w:val="both"/>
+        <w:rPr>
+          <w:b/>
+          <w:bCs/>
+          <w:color w:val="D86DCB" w:themeColor="accent5" w:themeTint="99"/>
+          <w:sz w:val="32"/>
+          <w:szCs w:val="32"/>
+        </w:rPr>
+      </w:pPr>
+      <w:r>
+        <w:rPr>
+          <w:b/>
+          <w:bCs/>
+          <w:color w:val="D86DCB" w:themeColor="accent5" w:themeTint="99"/>
+          <w:sz w:val="32"/>
+          <w:szCs w:val="32"/>
+        </w:rPr>
+        <w:t xml:space="preserve">            </w:t>
+      </w:r>
+      <w:proofErr w:type="spellStart"/>
+      <w:proofErr w:type="gramStart"/>
+      <w:r>
+        <w:rPr>
+          <w:b/>
+          <w:bCs/>
+          <w:color w:val="D86DCB" w:themeColor="accent5" w:themeTint="99"/>
+          <w:sz w:val="32"/>
+          <w:szCs w:val="32"/>
+        </w:rPr>
+        <w:t>debugPrint</w:t>
+      </w:r>
+      <w:proofErr w:type="spellEnd"/>
+      <w:r>
+        <w:rPr>
+          <w:b/>
+          <w:bCs/>
+          <w:color w:val="D86DCB" w:themeColor="accent5" w:themeTint="99"/>
+          <w:sz w:val="32"/>
+          <w:szCs w:val="32"/>
+        </w:rPr>
+        <w:t>(</w:t>
+      </w:r>
+      <w:proofErr w:type="gramEnd"/>
+      <w:r>
+        <w:rPr>
+          <w:b/>
+          <w:bCs/>
+          <w:color w:val="D86DCB" w:themeColor="accent5" w:themeTint="99"/>
+          <w:sz w:val="32"/>
+          <w:szCs w:val="32"/>
+        </w:rPr>
+        <w:t>'Mouse exited');</w:t>
+      </w:r>
+    </w:p>
+    <w:p>
+      <w:pPr>
+        <w:jc w:val="both"/>
+        <w:rPr>
+          <w:b/>
+          <w:bCs/>
+          <w:color w:val="D86DCB" w:themeColor="accent5" w:themeTint="99"/>
+          <w:sz w:val="32"/>
+          <w:szCs w:val="32"/>
+        </w:rPr>
+      </w:pPr>
+      <w:r>
+        <w:rPr>
+          <w:b/>
+          <w:bCs/>
+          <w:color w:val="D86DCB" w:themeColor="accent5" w:themeTint="99"/>
+          <w:sz w:val="32"/>
+          <w:szCs w:val="32"/>
+        </w:rPr>
+        <w:t xml:space="preserve">            _</w:t>
+      </w:r>
+      <w:proofErr w:type="spellStart"/>
+      <w:r>
+        <w:rPr>
+          <w:b/>
+          <w:bCs/>
+          <w:color w:val="D86DCB" w:themeColor="accent5" w:themeTint="99"/>
+          <w:sz w:val="32"/>
+          <w:szCs w:val="32"/>
+        </w:rPr>
+        <w:t>isHovered</w:t>
+      </w:r>
+      <w:proofErr w:type="spellEnd"/>
+      <w:r>
+        <w:rPr>
+          <w:b/>
+          <w:bCs/>
+          <w:color w:val="D86DCB" w:themeColor="accent5" w:themeTint="99"/>
+          <w:sz w:val="32"/>
+          <w:szCs w:val="32"/>
+        </w:rPr>
+        <w:t xml:space="preserve"> = false;</w:t>
+      </w:r>
+    </w:p>
+    <w:p>
+      <w:pPr>
+        <w:jc w:val="both"/>
+        <w:rPr>
+          <w:b/>
+          <w:bCs/>
+          <w:color w:val="D86DCB" w:themeColor="accent5" w:themeTint="99"/>
+          <w:sz w:val="32"/>
+          <w:szCs w:val="32"/>
+        </w:rPr>
+      </w:pPr>
+      <w:r>
+        <w:rPr>
+          <w:b/>
+          <w:bCs/>
+          <w:color w:val="D86DCB" w:themeColor="accent5" w:themeTint="99"/>
+          <w:sz w:val="32"/>
+          <w:szCs w:val="32"/>
+        </w:rPr>
+        <w:t xml:space="preserve">        },</w:t>
+      </w:r>
+    </w:p>
+    <w:p>
+      <w:pPr>
+        <w:jc w:val="both"/>
+        <w:rPr>
+          <w:b/>
+          <w:bCs/>
+          <w:color w:val="D86DCB" w:themeColor="accent5" w:themeTint="99"/>
+          <w:sz w:val="32"/>
+          <w:szCs w:val="32"/>
+        </w:rPr>
+      </w:pPr>
+      <w:r>
+        <w:rPr>
+          <w:b/>
+          <w:bCs/>
+          <w:color w:val="D86DCB" w:themeColor="accent5" w:themeTint="99"/>
+          <w:sz w:val="32"/>
+          <w:szCs w:val="32"/>
+        </w:rPr>
+        <w:t xml:space="preserve">        </w:t>
+      </w:r>
+      <w:proofErr w:type="spellStart"/>
+      <w:r>
+        <w:rPr>
+          <w:b/>
+          <w:bCs/>
+          <w:color w:val="D86DCB" w:themeColor="accent5" w:themeTint="99"/>
+          <w:sz w:val="32"/>
+          <w:szCs w:val="32"/>
+        </w:rPr>
+        <w:t>onHover</w:t>
+      </w:r>
+      <w:proofErr w:type="spellEnd"/>
+      <w:r>
+        <w:rPr>
+          <w:b/>
+          <w:bCs/>
+          <w:color w:val="D86DCB" w:themeColor="accent5" w:themeTint="99"/>
+          <w:sz w:val="32"/>
+          <w:szCs w:val="32"/>
+        </w:rPr>
+        <w:t>: (</w:t>
+      </w:r>
+      <w:proofErr w:type="spellStart"/>
+      <w:r>
+        <w:rPr>
+          <w:b/>
+          <w:bCs/>
+          <w:color w:val="D86DCB" w:themeColor="accent5" w:themeTint="99"/>
+          <w:sz w:val="32"/>
+          <w:szCs w:val="32"/>
+        </w:rPr>
+        <w:t>PointerHoverEvent</w:t>
+      </w:r>
+      <w:proofErr w:type="spellEnd"/>
+      <w:r>
+        <w:rPr>
+          <w:b/>
+          <w:bCs/>
+          <w:color w:val="D86DCB" w:themeColor="accent5" w:themeTint="99"/>
+          <w:sz w:val="32"/>
+          <w:szCs w:val="32"/>
+        </w:rPr>
+        <w:t xml:space="preserve"> </w:t>
+      </w:r>
+      <w:proofErr w:type="gramStart"/>
+      <w:r>
+        <w:rPr>
+          <w:b/>
+          <w:bCs/>
+          <w:color w:val="D86DCB" w:themeColor="accent5" w:themeTint="99"/>
+          <w:sz w:val="32"/>
+          <w:szCs w:val="32"/>
+        </w:rPr>
+        <w:t>event){</w:t>
+      </w:r>
+      <w:proofErr w:type="gramEnd"/>
+    </w:p>
+    <w:p>
+      <w:pPr>
+        <w:jc w:val="both"/>
+        <w:rPr>
+          <w:b/>
+          <w:bCs/>
+          <w:color w:val="D86DCB" w:themeColor="accent5" w:themeTint="99"/>
+          <w:sz w:val="32"/>
+          <w:szCs w:val="32"/>
+        </w:rPr>
+      </w:pPr>
+      <w:r>
+        <w:rPr>
+          <w:b/>
+          <w:bCs/>
+          <w:color w:val="D86DCB" w:themeColor="accent5" w:themeTint="99"/>
+          <w:sz w:val="32"/>
+          <w:szCs w:val="32"/>
+        </w:rPr>
+        <w:lastRenderedPageBreak/>
+        <w:t xml:space="preserve">            </w:t>
+      </w:r>
+      <w:proofErr w:type="spellStart"/>
+      <w:proofErr w:type="gramStart"/>
+      <w:r>
+        <w:rPr>
+          <w:b/>
+          <w:bCs/>
+          <w:color w:val="D86DCB" w:themeColor="accent5" w:themeTint="99"/>
+          <w:sz w:val="32"/>
+          <w:szCs w:val="32"/>
+        </w:rPr>
+        <w:t>debugPrint</w:t>
+      </w:r>
+      <w:proofErr w:type="spellEnd"/>
+      <w:r>
+        <w:rPr>
+          <w:b/>
+          <w:bCs/>
+          <w:color w:val="D86DCB" w:themeColor="accent5" w:themeTint="99"/>
+          <w:sz w:val="32"/>
+          <w:szCs w:val="32"/>
+        </w:rPr>
+        <w:t>(</w:t>
+      </w:r>
+      <w:proofErr w:type="gramEnd"/>
+      <w:r>
+        <w:rPr>
+          <w:b/>
+          <w:bCs/>
+          <w:color w:val="D86DCB" w:themeColor="accent5" w:themeTint="99"/>
+          <w:sz w:val="32"/>
+          <w:szCs w:val="32"/>
+        </w:rPr>
+        <w:t>'Mouse moved');</w:t>
+      </w:r>
+    </w:p>
+    <w:p>
+      <w:pPr>
+        <w:jc w:val="both"/>
+        <w:rPr>
+          <w:b/>
+          <w:bCs/>
+          <w:color w:val="D86DCB" w:themeColor="accent5" w:themeTint="99"/>
+          <w:sz w:val="32"/>
+          <w:szCs w:val="32"/>
+        </w:rPr>
+      </w:pPr>
+      <w:r>
+        <w:rPr>
+          <w:b/>
+          <w:bCs/>
+          <w:color w:val="D86DCB" w:themeColor="accent5" w:themeTint="99"/>
+          <w:sz w:val="32"/>
+          <w:szCs w:val="32"/>
+        </w:rPr>
+        <w:t xml:space="preserve">        },</w:t>
+      </w:r>
+    </w:p>
+    <w:p>
+      <w:pPr>
+        <w:jc w:val="both"/>
+        <w:rPr>
+          <w:b/>
+          <w:bCs/>
+          <w:color w:val="D86DCB" w:themeColor="accent5" w:themeTint="99"/>
+          <w:sz w:val="32"/>
+          <w:szCs w:val="32"/>
+        </w:rPr>
+      </w:pPr>
+      <w:r>
+        <w:rPr>
+          <w:b/>
+          <w:bCs/>
+          <w:color w:val="D86DCB" w:themeColor="accent5" w:themeTint="99"/>
+          <w:sz w:val="32"/>
+          <w:szCs w:val="32"/>
+        </w:rPr>
+        <w:t xml:space="preserve">        child: </w:t>
+      </w:r>
+      <w:proofErr w:type="gramStart"/>
+      <w:r>
+        <w:rPr>
+          <w:b/>
+          <w:bCs/>
+          <w:color w:val="D86DCB" w:themeColor="accent5" w:themeTint="99"/>
+          <w:sz w:val="32"/>
+          <w:szCs w:val="32"/>
+        </w:rPr>
+        <w:t>Container(</w:t>
+      </w:r>
+      <w:proofErr w:type="gramEnd"/>
+      <w:r>
+        <w:rPr>
+          <w:b/>
+          <w:bCs/>
+          <w:color w:val="D86DCB" w:themeColor="accent5" w:themeTint="99"/>
+          <w:sz w:val="32"/>
+          <w:szCs w:val="32"/>
+        </w:rPr>
+        <w:t>…</w:t>
+      </w:r>
+      <w:r>
+        <w:rPr>
+          <w:b/>
+          <w:bCs/>
+          <w:color w:val="D86DCB" w:themeColor="accent5" w:themeTint="99"/>
+          <w:sz w:val="32"/>
+          <w:szCs w:val="32"/>
+        </w:rPr>
+        <w:t>),</w:t>
+      </w:r>
+    </w:p>
+    <w:p>
+      <w:pPr>
+        <w:jc w:val="both"/>
+        <w:rPr>
+          <w:b/>
+          <w:bCs/>
+          <w:color w:val="D86DCB" w:themeColor="accent5" w:themeTint="99"/>
+          <w:sz w:val="32"/>
+          <w:szCs w:val="32"/>
+        </w:rPr>
+      </w:pPr>
+      <w:r>
+        <w:rPr>
+          <w:b/>
+          <w:bCs/>
+          <w:color w:val="D86DCB" w:themeColor="accent5" w:themeTint="99"/>
+          <w:sz w:val="32"/>
+          <w:szCs w:val="32"/>
+        </w:rPr>
+        <w:t>)</w:t>
+      </w:r>
+    </w:p>
+    <w:p>
+      <w:pPr>
+        <w:jc w:val="both"/>
+        <w:rPr>
+          <w:sz w:val="32"/>
+          <w:szCs w:val="32"/>
+        </w:rPr>
+      </w:pPr>
+    </w:p>
+    <w:p>
+      <w:pPr>
+        <w:jc w:val="both"/>
+        <w:rPr>
+          <w:sz w:val="32"/>
+          <w:szCs w:val="32"/>
+        </w:rPr>
+      </w:pPr>
+      <w:r>
+        <w:rPr>
+          <w:sz w:val="32"/>
+          <w:szCs w:val="32"/>
+        </w:rPr>
+        <w:t>More Properties:</w:t>
+      </w:r>
+    </w:p>
+    <w:p>
+      <w:pPr>
+        <w:jc w:val="both"/>
+        <w:rPr>
+          <w:sz w:val="32"/>
+          <w:szCs w:val="32"/>
+        </w:rPr>
+      </w:pPr>
+      <w:r>
+        <w:rPr>
+          <w:sz w:val="32"/>
+          <w:szCs w:val="32"/>
+        </w:rPr>
+        <w:t># There’s also:</w:t>
+      </w:r>
+    </w:p>
+    <w:p>
+      <w:pPr>
+        <w:jc w:val="both"/>
+        <w:rPr>
+          <w:sz w:val="32"/>
+          <w:szCs w:val="32"/>
+        </w:rPr>
+      </w:pPr>
+      <w:r>
+        <w:rPr>
+          <w:b/>
+          <w:bCs/>
+          <w:sz w:val="32"/>
+          <w:szCs w:val="32"/>
+        </w:rPr>
+        <w:t>opaque:</w:t>
+      </w:r>
+      <w:r>
+        <w:rPr>
+          <w:sz w:val="32"/>
+          <w:szCs w:val="32"/>
+        </w:rPr>
+        <w:t xml:space="preserve"> to determine whether this widget should prevent other </w:t>
+      </w:r>
+      <w:proofErr w:type="spellStart"/>
+      <w:r>
+        <w:rPr>
+          <w:b/>
+          <w:bCs/>
+          <w:sz w:val="32"/>
+          <w:szCs w:val="32"/>
+        </w:rPr>
+        <w:t>MouseRegion</w:t>
+      </w:r>
+      <w:proofErr w:type="spellEnd"/>
+      <w:r>
+        <w:rPr>
+          <w:b/>
+          <w:bCs/>
+          <w:sz w:val="32"/>
+          <w:szCs w:val="32"/>
+        </w:rPr>
+        <w:t xml:space="preserve"> </w:t>
+      </w:r>
+      <w:r>
+        <w:rPr>
+          <w:sz w:val="32"/>
+          <w:szCs w:val="32"/>
+        </w:rPr>
+        <w:t>widgets visually behind if rom detecting the pointer</w:t>
+      </w:r>
+      <w:r>
+        <w:rPr>
+          <w:sz w:val="32"/>
+          <w:szCs w:val="32"/>
+        </w:rPr>
+        <w:t xml:space="preserve">. By default, </w:t>
+      </w:r>
+      <w:r>
+        <w:rPr>
+          <w:b/>
+          <w:bCs/>
+          <w:sz w:val="32"/>
+          <w:szCs w:val="32"/>
+        </w:rPr>
+        <w:t>true</w:t>
+      </w:r>
+      <w:r>
+        <w:rPr>
+          <w:sz w:val="32"/>
+          <w:szCs w:val="32"/>
+        </w:rPr>
+        <w:t>.</w:t>
+      </w:r>
+    </w:p>
+    <w:p>
+      <w:pPr>
+        <w:jc w:val="both"/>
+        <w:rPr>
+          <w:sz w:val="32"/>
+          <w:szCs w:val="32"/>
+        </w:rPr>
+      </w:pPr>
+      <w:proofErr w:type="spellStart"/>
+      <w:r>
+        <w:rPr>
+          <w:b/>
+          <w:bCs/>
+          <w:sz w:val="32"/>
+          <w:szCs w:val="32"/>
+        </w:rPr>
+        <w:t>hitTestBehaviour</w:t>
+      </w:r>
+      <w:proofErr w:type="spellEnd"/>
+      <w:r>
+        <w:rPr>
+          <w:b/>
+          <w:bCs/>
+          <w:sz w:val="32"/>
+          <w:szCs w:val="32"/>
+        </w:rPr>
+        <w:t xml:space="preserve">: </w:t>
+      </w:r>
+      <w:r>
+        <w:rPr>
+          <w:sz w:val="32"/>
+          <w:szCs w:val="32"/>
+        </w:rPr>
+        <w:t>how to behave during hit testing</w:t>
+      </w:r>
+    </w:p>
+    <w:p>
+      <w:pPr>
+        <w:jc w:val="both"/>
+        <w:rPr>
+          <w:b/>
+          <w:bCs/>
+          <w:color w:val="D86DCB" w:themeColor="accent5" w:themeTint="99"/>
+          <w:sz w:val="32"/>
+          <w:szCs w:val="32"/>
+        </w:rPr>
+      </w:pPr>
+      <w:proofErr w:type="spellStart"/>
+      <w:proofErr w:type="gramStart"/>
+      <w:r>
+        <w:rPr>
+          <w:b/>
+          <w:bCs/>
+          <w:color w:val="D86DCB" w:themeColor="accent5" w:themeTint="99"/>
+          <w:sz w:val="32"/>
+          <w:szCs w:val="32"/>
+        </w:rPr>
+        <w:t>MouseRegion</w:t>
+      </w:r>
+      <w:proofErr w:type="spellEnd"/>
+      <w:r>
+        <w:rPr>
+          <w:b/>
+          <w:bCs/>
+          <w:color w:val="D86DCB" w:themeColor="accent5" w:themeTint="99"/>
+          <w:sz w:val="32"/>
+          <w:szCs w:val="32"/>
+        </w:rPr>
+        <w:t>(</w:t>
+      </w:r>
+      <w:proofErr w:type="gramEnd"/>
+    </w:p>
+    <w:p>
+      <w:pPr>
+        <w:jc w:val="both"/>
+        <w:rPr>
+          <w:b/>
+          <w:bCs/>
+          <w:color w:val="D86DCB" w:themeColor="accent5" w:themeTint="99"/>
+          <w:sz w:val="32"/>
+          <w:szCs w:val="32"/>
+        </w:rPr>
+      </w:pPr>
+      <w:r>
+        <w:rPr>
+          <w:b/>
+          <w:bCs/>
+          <w:color w:val="D86DCB" w:themeColor="accent5" w:themeTint="99"/>
+          <w:sz w:val="32"/>
+          <w:szCs w:val="32"/>
+        </w:rPr>
+        <w:t xml:space="preserve">       </w:t>
+      </w:r>
+      <w:r>
+        <w:rPr>
+          <w:b/>
+          <w:bCs/>
+          <w:color w:val="D86DCB" w:themeColor="accent5" w:themeTint="99"/>
+          <w:sz w:val="32"/>
+          <w:szCs w:val="32"/>
+        </w:rPr>
+        <w:t>…</w:t>
+      </w:r>
+    </w:p>
+    <w:p>
+      <w:pPr>
+        <w:jc w:val="both"/>
+        <w:rPr>
+          <w:b/>
+          <w:bCs/>
+          <w:color w:val="D86DCB" w:themeColor="accent5" w:themeTint="99"/>
+          <w:sz w:val="32"/>
+          <w:szCs w:val="32"/>
+        </w:rPr>
+      </w:pPr>
+      <w:r>
+        <w:rPr>
+          <w:b/>
+          <w:bCs/>
+          <w:color w:val="D86DCB" w:themeColor="accent5" w:themeTint="99"/>
+          <w:sz w:val="32"/>
+          <w:szCs w:val="32"/>
+        </w:rPr>
+        <w:t xml:space="preserve">       opaque: true,</w:t>
+      </w:r>
+    </w:p>
+    <w:p>
+      <w:pPr>
+        <w:jc w:val="both"/>
+        <w:rPr>
+          <w:b/>
+          <w:bCs/>
+          <w:color w:val="D86DCB" w:themeColor="accent5" w:themeTint="99"/>
+          <w:sz w:val="32"/>
+          <w:szCs w:val="32"/>
+        </w:rPr>
+      </w:pPr>
+      <w:r>
+        <w:rPr>
+          <w:b/>
+          <w:bCs/>
+          <w:color w:val="D86DCB" w:themeColor="accent5" w:themeTint="99"/>
+          <w:sz w:val="32"/>
+          <w:szCs w:val="32"/>
+        </w:rPr>
+        <w:t xml:space="preserve">       </w:t>
+      </w:r>
+      <w:proofErr w:type="spellStart"/>
+      <w:r>
+        <w:rPr>
+          <w:b/>
+          <w:bCs/>
+          <w:color w:val="D86DCB" w:themeColor="accent5" w:themeTint="99"/>
+          <w:sz w:val="32"/>
+          <w:szCs w:val="32"/>
+        </w:rPr>
+        <w:t>hitTestBehavior</w:t>
+      </w:r>
+      <w:proofErr w:type="spellEnd"/>
+      <w:r>
+        <w:rPr>
+          <w:b/>
+          <w:bCs/>
+          <w:color w:val="D86DCB" w:themeColor="accent5" w:themeTint="99"/>
+          <w:sz w:val="32"/>
+          <w:szCs w:val="32"/>
+        </w:rPr>
+        <w:t xml:space="preserve">: </w:t>
+      </w:r>
+      <w:proofErr w:type="spellStart"/>
+      <w:r>
+        <w:rPr>
+          <w:b/>
+          <w:bCs/>
+          <w:color w:val="D86DCB" w:themeColor="accent5" w:themeTint="99"/>
+          <w:sz w:val="32"/>
+          <w:szCs w:val="32"/>
+        </w:rPr>
+        <w:t>HitTestBehavior.translucent</w:t>
+      </w:r>
+      <w:proofErr w:type="spellEnd"/>
+      <w:r>
+        <w:rPr>
+          <w:b/>
+          <w:bCs/>
+          <w:color w:val="D86DCB" w:themeColor="accent5" w:themeTint="99"/>
+          <w:sz w:val="32"/>
+          <w:szCs w:val="32"/>
+        </w:rPr>
+        <w:t>,</w:t>
+      </w:r>
+    </w:p>
+    <w:p>
+      <w:pPr>
+        <w:jc w:val="both"/>
+        <w:rPr>
+          <w:b/>
+          <w:bCs/>
+          <w:color w:val="D86DCB" w:themeColor="accent5" w:themeTint="99"/>
+          <w:sz w:val="32"/>
+          <w:szCs w:val="32"/>
+        </w:rPr>
+      </w:pPr>
+      <w:r>
+        <w:rPr>
+          <w:b/>
+          <w:bCs/>
+          <w:color w:val="D86DCB" w:themeColor="accent5" w:themeTint="99"/>
+          <w:sz w:val="32"/>
+          <w:szCs w:val="32"/>
+        </w:rPr>
+        <w:t xml:space="preserve">       </w:t>
+      </w:r>
+      <w:r>
+        <w:rPr>
+          <w:b/>
+          <w:bCs/>
+          <w:color w:val="D86DCB" w:themeColor="accent5" w:themeTint="99"/>
+          <w:sz w:val="32"/>
+          <w:szCs w:val="32"/>
+        </w:rPr>
+        <w:t>…</w:t>
+      </w:r>
+    </w:p>
+    <w:p>
+      <w:pPr>
+        <w:jc w:val="both"/>
+        <w:rPr>
+          <w:b/>
+          <w:bCs/>
+          <w:color w:val="D86DCB" w:themeColor="accent5" w:themeTint="99"/>
+          <w:sz w:val="32"/>
+          <w:szCs w:val="32"/>
+        </w:rPr>
+      </w:pPr>
+      <w:r>
+        <w:rPr>
+          <w:b/>
+          <w:bCs/>
+          <w:color w:val="D86DCB" w:themeColor="accent5" w:themeTint="99"/>
+          <w:sz w:val="32"/>
+          <w:szCs w:val="32"/>
+        </w:rPr>
+        <w:t>)</w:t>
+      </w:r>
+    </w:p>
+    <w:p>
+      <w:pPr>
+        <w:jc w:val="both"/>
+        <w:rPr>
+          <w:sz w:val="32"/>
+          <w:szCs w:val="32"/>
+        </w:rPr>
+      </w:pPr>
+    </w:p>
+    <w:p>
+      <w:pPr>
+        <w:jc w:val="center"/>
+        <w:rPr>
+          <w:sz w:val="32"/>
+          <w:szCs w:val="32"/>
+        </w:rPr>
+      </w:pPr>
+      <w:r>
+        <w:rPr>
+          <w:sz w:val="32"/>
+          <w:szCs w:val="32"/>
+        </w:rPr>
+        <w:t>Break</w:t>
+      </w:r>
+    </w:p>
+    <w:p>
+      <w:pPr>
+        <w:jc w:val="both"/>
+        <w:rPr>
+          <w:sz w:val="32"/>
+          <w:szCs w:val="32"/>
+        </w:rPr>
+      </w:pPr>
+    </w:p>
+    <w:p>
+      <w:pPr>
+        <w:jc w:val="both"/>
+        <w:rPr>
+          <w:b/>
+          <w:bCs/>
+          <w:sz w:val="32"/>
+          <w:szCs w:val="32"/>
+        </w:rPr>
+      </w:pPr>
+      <w:r>
+        <w:rPr>
+          <w:b/>
+          <w:bCs/>
+          <w:sz w:val="32"/>
+          <w:szCs w:val="32"/>
+        </w:rPr>
+        <w:t xml:space="preserve">Inkwell Widgets </w:t>
+      </w:r>
+      <w:proofErr w:type="spellStart"/>
+      <w:r>
+        <w:rPr>
+          <w:b/>
+          <w:bCs/>
+          <w:sz w:val="32"/>
+          <w:szCs w:val="32"/>
+        </w:rPr>
+        <w:t>onHover</w:t>
+      </w:r>
+      <w:proofErr w:type="spellEnd"/>
+      <w:r>
+        <w:rPr>
+          <w:b/>
+          <w:bCs/>
+          <w:sz w:val="32"/>
+          <w:szCs w:val="32"/>
+        </w:rPr>
+        <w:t>:</w:t>
+      </w:r>
+    </w:p>
+    <w:p>
+      <w:pPr>
+        <w:jc w:val="both"/>
+        <w:rPr>
+          <w:sz w:val="32"/>
+          <w:szCs w:val="32"/>
+        </w:rPr>
+      </w:pPr>
+      <w:r>
+        <w:rPr>
+          <w:sz w:val="32"/>
+          <w:szCs w:val="32"/>
+        </w:rPr>
+        <w:t># Similar thing as</w:t>
+      </w:r>
+      <w:r>
+        <w:rPr>
+          <w:b/>
+          <w:bCs/>
+          <w:sz w:val="32"/>
+          <w:szCs w:val="32"/>
+        </w:rPr>
+        <w:t xml:space="preserve"> </w:t>
+      </w:r>
+      <w:proofErr w:type="spellStart"/>
+      <w:r>
+        <w:rPr>
+          <w:b/>
+          <w:bCs/>
+          <w:sz w:val="32"/>
+          <w:szCs w:val="32"/>
+        </w:rPr>
+        <w:t>MouseRegion</w:t>
+      </w:r>
+      <w:proofErr w:type="spellEnd"/>
+      <w:r>
+        <w:rPr>
+          <w:sz w:val="32"/>
+          <w:szCs w:val="32"/>
+        </w:rPr>
+        <w:t xml:space="preserve"> can be done using </w:t>
+      </w:r>
+      <w:proofErr w:type="spellStart"/>
+      <w:r>
+        <w:rPr>
+          <w:b/>
+          <w:bCs/>
+          <w:sz w:val="32"/>
+          <w:szCs w:val="32"/>
+        </w:rPr>
+        <w:t>InkWell</w:t>
+      </w:r>
+      <w:proofErr w:type="spellEnd"/>
+      <w:r>
+        <w:rPr>
+          <w:sz w:val="32"/>
+          <w:szCs w:val="32"/>
+        </w:rPr>
+        <w:t xml:space="preserve"> widgets</w:t>
+      </w:r>
+      <w:r>
+        <w:rPr>
+          <w:b/>
+          <w:bCs/>
+          <w:sz w:val="32"/>
+          <w:szCs w:val="32"/>
+        </w:rPr>
+        <w:t xml:space="preserve"> </w:t>
+      </w:r>
+      <w:proofErr w:type="spellStart"/>
+      <w:r>
+        <w:rPr>
+          <w:b/>
+          <w:bCs/>
+          <w:sz w:val="32"/>
+          <w:szCs w:val="32"/>
+        </w:rPr>
+        <w:t>onHover</w:t>
+      </w:r>
+      <w:proofErr w:type="spellEnd"/>
+      <w:r>
+        <w:rPr>
+          <w:b/>
+          <w:bCs/>
+          <w:sz w:val="32"/>
+          <w:szCs w:val="32"/>
+        </w:rPr>
+        <w:t xml:space="preserve">: </w:t>
+      </w:r>
+      <w:r>
+        <w:rPr>
+          <w:sz w:val="32"/>
+          <w:szCs w:val="32"/>
+        </w:rPr>
+        <w:t>property.</w:t>
+      </w:r>
+    </w:p>
+    <w:p>
+      <w:pPr>
+        <w:jc w:val="both"/>
+        <w:rPr>
+          <w:sz w:val="32"/>
+          <w:szCs w:val="32"/>
+        </w:rPr>
+      </w:pPr>
+      <w:r>
+        <w:rPr>
+          <w:sz w:val="32"/>
+          <w:szCs w:val="32"/>
+        </w:rPr>
+        <w:lastRenderedPageBreak/>
+        <w:t># Which gives less boiler plate code with material 3 design and ink splash animation support</w:t>
+      </w:r>
+    </w:p>
+    <w:p>
+      <w:pPr>
+        <w:jc w:val="both"/>
+        <w:rPr>
+          <w:sz w:val="32"/>
+          <w:szCs w:val="32"/>
+        </w:rPr>
+      </w:pPr>
+      <w:r>
+        <w:rPr>
+          <w:sz w:val="32"/>
+          <w:szCs w:val="32"/>
+        </w:rPr>
+        <w:t xml:space="preserve"># </w:t>
+      </w:r>
+      <w:proofErr w:type="spellStart"/>
+      <w:r>
+        <w:rPr>
+          <w:b/>
+          <w:bCs/>
+          <w:sz w:val="32"/>
+          <w:szCs w:val="32"/>
+        </w:rPr>
+        <w:t>onHover</w:t>
+      </w:r>
+      <w:proofErr w:type="spellEnd"/>
+      <w:r>
+        <w:rPr>
+          <w:b/>
+          <w:bCs/>
+          <w:sz w:val="32"/>
+          <w:szCs w:val="32"/>
+        </w:rPr>
+        <w:t>:</w:t>
+      </w:r>
+      <w:r>
+        <w:rPr>
+          <w:sz w:val="32"/>
+          <w:szCs w:val="32"/>
+        </w:rPr>
+        <w:t xml:space="preserve"> is called when a mouse pointer enters or exits the ink response area. Internally gives a </w:t>
+      </w:r>
+      <w:r>
+        <w:rPr>
+          <w:b/>
+          <w:bCs/>
+          <w:sz w:val="32"/>
+          <w:szCs w:val="32"/>
+        </w:rPr>
+        <w:t>bool value</w:t>
+      </w:r>
+      <w:r>
+        <w:rPr>
+          <w:sz w:val="32"/>
+          <w:szCs w:val="32"/>
+        </w:rPr>
+        <w:t xml:space="preserve"> </w:t>
+      </w:r>
+      <w:r>
+        <w:rPr>
+          <w:sz w:val="32"/>
+          <w:szCs w:val="32"/>
+        </w:rPr>
+        <w:t xml:space="preserve">which is </w:t>
+      </w:r>
+      <w:r>
+        <w:rPr>
+          <w:b/>
+          <w:bCs/>
+          <w:sz w:val="32"/>
+          <w:szCs w:val="32"/>
+        </w:rPr>
+        <w:t>true</w:t>
+      </w:r>
+      <w:r>
+        <w:rPr>
+          <w:sz w:val="32"/>
+          <w:szCs w:val="32"/>
+        </w:rPr>
+        <w:t xml:space="preserve"> or</w:t>
+      </w:r>
+      <w:r>
+        <w:rPr>
+          <w:b/>
+          <w:bCs/>
+          <w:sz w:val="32"/>
+          <w:szCs w:val="32"/>
+        </w:rPr>
+        <w:t xml:space="preserve"> false</w:t>
+      </w:r>
+      <w:r>
+        <w:rPr>
+          <w:sz w:val="32"/>
+          <w:szCs w:val="32"/>
+        </w:rPr>
+        <w:t xml:space="preserve"> based on if pointer is over the widget (fires only on enter and exit)</w:t>
+      </w:r>
+    </w:p>
+    <w:p>
+      <w:pPr>
+        <w:jc w:val="both"/>
+        <w:rPr>
+          <w:b/>
+          <w:bCs/>
+          <w:color w:val="D86DCB" w:themeColor="accent5" w:themeTint="99"/>
+          <w:sz w:val="32"/>
+          <w:szCs w:val="32"/>
+        </w:rPr>
+      </w:pPr>
+      <w:r>
+        <w:rPr>
+          <w:b/>
+          <w:bCs/>
+          <w:color w:val="D86DCB" w:themeColor="accent5" w:themeTint="99"/>
+          <w:sz w:val="32"/>
+          <w:szCs w:val="32"/>
+        </w:rPr>
+        <w:t>…</w:t>
+      </w:r>
+    </w:p>
+    <w:p>
+      <w:pPr>
+        <w:jc w:val="both"/>
+        <w:rPr>
+          <w:b/>
+          <w:bCs/>
+          <w:color w:val="D86DCB" w:themeColor="accent5" w:themeTint="99"/>
+          <w:sz w:val="32"/>
+          <w:szCs w:val="32"/>
+        </w:rPr>
+      </w:pPr>
+      <w:proofErr w:type="spellStart"/>
+      <w:proofErr w:type="gramStart"/>
+      <w:r>
+        <w:rPr>
+          <w:b/>
+          <w:bCs/>
+          <w:color w:val="D86DCB" w:themeColor="accent5" w:themeTint="99"/>
+          <w:sz w:val="32"/>
+          <w:szCs w:val="32"/>
+        </w:rPr>
+        <w:t>InkWell</w:t>
+      </w:r>
+      <w:proofErr w:type="spellEnd"/>
+      <w:r>
+        <w:rPr>
+          <w:b/>
+          <w:bCs/>
+          <w:color w:val="D86DCB" w:themeColor="accent5" w:themeTint="99"/>
+          <w:sz w:val="32"/>
+          <w:szCs w:val="32"/>
+        </w:rPr>
+        <w:t>(</w:t>
+      </w:r>
+      <w:proofErr w:type="gramEnd"/>
+    </w:p>
+    <w:p>
+      <w:pPr>
+        <w:jc w:val="both"/>
+        <w:rPr>
+          <w:b/>
+          <w:bCs/>
+          <w:color w:val="D86DCB" w:themeColor="accent5" w:themeTint="99"/>
+          <w:sz w:val="32"/>
+          <w:szCs w:val="32"/>
+        </w:rPr>
+      </w:pPr>
+      <w:r>
+        <w:rPr>
+          <w:b/>
+          <w:bCs/>
+          <w:color w:val="D86DCB" w:themeColor="accent5" w:themeTint="99"/>
+          <w:sz w:val="32"/>
+          <w:szCs w:val="32"/>
+        </w:rPr>
+        <w:t xml:space="preserve">      </w:t>
+      </w:r>
+      <w:proofErr w:type="spellStart"/>
+      <w:r>
+        <w:rPr>
+          <w:b/>
+          <w:bCs/>
+          <w:color w:val="D86DCB" w:themeColor="accent5" w:themeTint="99"/>
+          <w:sz w:val="32"/>
+          <w:szCs w:val="32"/>
+        </w:rPr>
+        <w:t>onHover</w:t>
+      </w:r>
+      <w:proofErr w:type="spellEnd"/>
+      <w:r>
+        <w:rPr>
+          <w:b/>
+          <w:bCs/>
+          <w:color w:val="D86DCB" w:themeColor="accent5" w:themeTint="99"/>
+          <w:sz w:val="32"/>
+          <w:szCs w:val="32"/>
+        </w:rPr>
+        <w:t>: (</w:t>
+      </w:r>
+      <w:proofErr w:type="spellStart"/>
+      <w:r>
+        <w:rPr>
+          <w:b/>
+          <w:bCs/>
+          <w:color w:val="D86DCB" w:themeColor="accent5" w:themeTint="99"/>
+          <w:sz w:val="32"/>
+          <w:szCs w:val="32"/>
+        </w:rPr>
+        <w:t>bool</w:t>
+      </w:r>
+      <w:proofErr w:type="spellEnd"/>
+      <w:r>
+        <w:rPr>
+          <w:b/>
+          <w:bCs/>
+          <w:color w:val="D86DCB" w:themeColor="accent5" w:themeTint="99"/>
+          <w:sz w:val="32"/>
+          <w:szCs w:val="32"/>
+        </w:rPr>
+        <w:t xml:space="preserve"> value) {</w:t>
+      </w:r>
+    </w:p>
+    <w:p>
+      <w:pPr>
+        <w:jc w:val="both"/>
+        <w:rPr>
+          <w:b/>
+          <w:bCs/>
+          <w:color w:val="D86DCB" w:themeColor="accent5" w:themeTint="99"/>
+          <w:sz w:val="32"/>
+          <w:szCs w:val="32"/>
+        </w:rPr>
+      </w:pPr>
+      <w:r>
+        <w:rPr>
+          <w:b/>
+          <w:bCs/>
+          <w:color w:val="D86DCB" w:themeColor="accent5" w:themeTint="99"/>
+          <w:sz w:val="32"/>
+          <w:szCs w:val="32"/>
+        </w:rPr>
+        <w:t xml:space="preserve">          </w:t>
+      </w:r>
+      <w:proofErr w:type="spellStart"/>
+      <w:proofErr w:type="gramStart"/>
+      <w:r>
+        <w:rPr>
+          <w:b/>
+          <w:bCs/>
+          <w:color w:val="D86DCB" w:themeColor="accent5" w:themeTint="99"/>
+          <w:sz w:val="32"/>
+          <w:szCs w:val="32"/>
+        </w:rPr>
+        <w:t>debugPrint</w:t>
+      </w:r>
+      <w:proofErr w:type="spellEnd"/>
+      <w:r>
+        <w:rPr>
+          <w:b/>
+          <w:bCs/>
+          <w:color w:val="D86DCB" w:themeColor="accent5" w:themeTint="99"/>
+          <w:sz w:val="32"/>
+          <w:szCs w:val="32"/>
+        </w:rPr>
+        <w:t>(</w:t>
+      </w:r>
+      <w:proofErr w:type="gramEnd"/>
+      <w:r>
+        <w:rPr>
+          <w:b/>
+          <w:bCs/>
+          <w:color w:val="D86DCB" w:themeColor="accent5" w:themeTint="99"/>
+          <w:sz w:val="32"/>
+          <w:szCs w:val="32"/>
+        </w:rPr>
+        <w:t>'Mouse hovering $value');</w:t>
+      </w:r>
+    </w:p>
+    <w:p>
+      <w:pPr>
+        <w:jc w:val="both"/>
+        <w:rPr>
+          <w:b/>
+          <w:bCs/>
+          <w:color w:val="D86DCB" w:themeColor="accent5" w:themeTint="99"/>
+          <w:sz w:val="32"/>
+          <w:szCs w:val="32"/>
+        </w:rPr>
+      </w:pPr>
+      <w:r>
+        <w:rPr>
+          <w:b/>
+          <w:bCs/>
+          <w:color w:val="D86DCB" w:themeColor="accent5" w:themeTint="99"/>
+          <w:sz w:val="32"/>
+          <w:szCs w:val="32"/>
+        </w:rPr>
+        <w:t xml:space="preserve">          _</w:t>
+      </w:r>
+      <w:proofErr w:type="spellStart"/>
+      <w:r>
+        <w:rPr>
+          <w:b/>
+          <w:bCs/>
+          <w:color w:val="D86DCB" w:themeColor="accent5" w:themeTint="99"/>
+          <w:sz w:val="32"/>
+          <w:szCs w:val="32"/>
+        </w:rPr>
+        <w:t>isHovered</w:t>
+      </w:r>
+      <w:proofErr w:type="spellEnd"/>
+      <w:r>
+        <w:rPr>
+          <w:b/>
+          <w:bCs/>
+          <w:color w:val="D86DCB" w:themeColor="accent5" w:themeTint="99"/>
+          <w:sz w:val="32"/>
+          <w:szCs w:val="32"/>
+        </w:rPr>
+        <w:t xml:space="preserve"> = value;</w:t>
+      </w:r>
+    </w:p>
+    <w:p>
+      <w:pPr>
+        <w:jc w:val="both"/>
+        <w:rPr>
+          <w:b/>
+          <w:bCs/>
+          <w:color w:val="D86DCB" w:themeColor="accent5" w:themeTint="99"/>
+          <w:sz w:val="32"/>
+          <w:szCs w:val="32"/>
+        </w:rPr>
+      </w:pPr>
+      <w:r>
+        <w:rPr>
+          <w:b/>
+          <w:bCs/>
+          <w:color w:val="D86DCB" w:themeColor="accent5" w:themeTint="99"/>
+          <w:sz w:val="32"/>
+          <w:szCs w:val="32"/>
+        </w:rPr>
+        <w:t xml:space="preserve">      },</w:t>
+      </w:r>
+    </w:p>
+    <w:p>
+      <w:pPr>
+        <w:jc w:val="both"/>
+        <w:rPr>
+          <w:b/>
+          <w:bCs/>
+          <w:color w:val="D86DCB" w:themeColor="accent5" w:themeTint="99"/>
+          <w:sz w:val="32"/>
+          <w:szCs w:val="32"/>
+        </w:rPr>
+      </w:pPr>
+      <w:r>
+        <w:rPr>
+          <w:b/>
+          <w:bCs/>
+          <w:color w:val="D86DCB" w:themeColor="accent5" w:themeTint="99"/>
+          <w:sz w:val="32"/>
+          <w:szCs w:val="32"/>
+        </w:rPr>
+        <w:t xml:space="preserve">      child: </w:t>
+      </w:r>
+      <w:proofErr w:type="gramStart"/>
+      <w:r>
+        <w:rPr>
+          <w:b/>
+          <w:bCs/>
+          <w:color w:val="D86DCB" w:themeColor="accent5" w:themeTint="99"/>
+          <w:sz w:val="32"/>
+          <w:szCs w:val="32"/>
+        </w:rPr>
+        <w:t>Container(</w:t>
+      </w:r>
+      <w:proofErr w:type="gramEnd"/>
+      <w:r>
+        <w:rPr>
+          <w:b/>
+          <w:bCs/>
+          <w:color w:val="D86DCB" w:themeColor="accent5" w:themeTint="99"/>
+          <w:sz w:val="32"/>
+          <w:szCs w:val="32"/>
+        </w:rPr>
+        <w:t>),</w:t>
+      </w:r>
+    </w:p>
+    <w:p>
+      <w:pPr>
+        <w:jc w:val="both"/>
+        <w:rPr>
+          <w:b/>
+          <w:bCs/>
+          <w:color w:val="D86DCB" w:themeColor="accent5" w:themeTint="99"/>
+          <w:sz w:val="32"/>
+          <w:szCs w:val="32"/>
+        </w:rPr>
+      </w:pPr>
+      <w:r>
+        <w:rPr>
+          <w:b/>
+          <w:bCs/>
+          <w:color w:val="D86DCB" w:themeColor="accent5" w:themeTint="99"/>
+          <w:sz w:val="32"/>
+          <w:szCs w:val="32"/>
+        </w:rPr>
+        <w:t>)</w:t>
+      </w:r>
+    </w:p>
+    <w:p>
+      <w:pPr>
+        <w:jc w:val="both"/>
+        <w:rPr>
+          <w:sz w:val="32"/>
+          <w:szCs w:val="32"/>
+        </w:rPr>
+      </w:pPr>
+    </w:p>
+    <w:p>
+      <w:pPr>
+        <w:jc w:val="center"/>
+        <w:rPr>
+          <w:b/>
+          <w:bCs/>
+          <w:sz w:val="32"/>
+          <w:szCs w:val="32"/>
+        </w:rPr>
+      </w:pPr>
+      <w:r>
+        <w:rPr>
+          <w:b/>
+          <w:bCs/>
+          <w:sz w:val="32"/>
+          <w:szCs w:val="32"/>
+        </w:rPr>
+        <w:t>Break</w:t>
+      </w:r>
+    </w:p>
+    <w:p>
+      <w:pPr>
+        <w:jc w:val="both"/>
+        <w:rPr>
+          <w:sz w:val="32"/>
+          <w:szCs w:val="32"/>
+        </w:rPr>
+      </w:pPr>
+    </w:p>
+    <w:p>
+      <w:pPr>
+        <w:jc w:val="both"/>
+        <w:rPr>
+          <w:sz w:val="32"/>
+          <w:szCs w:val="32"/>
+        </w:rPr>
+      </w:pPr>
+    </w:p>
+    <w:p>
+      <w:pPr>
+        <w:jc w:val="both"/>
+        <w:rPr>
+          <w:sz w:val="32"/>
+          <w:szCs w:val="32"/>
+        </w:rPr>
+      </w:pPr>
     </w:p>
     <w:sectPr>
+      <w:footerReference w:type="default" r:id="rId7"/>
       <w:pgSz w:w="11906" w:h="16838" w:code="9"/>
       <w:pgMar w:top="1440" w:right="1440" w:bottom="1440" w:left="1440" w:header="720" w:footer="720" w:gutter="0"/>
       <w:cols w:space="720"/>
@@ -116,6 +2188,208 @@
     </w:sectPr>
   </w:body>
 </w:document>
+</file>
+
+<file path=word/endnotes.xml><?xml version="1.0" encoding="utf-8"?>
+<w:endnotes xmlns:wpc="http://schemas.microsoft.com/office/word/2010/wordprocessingCanvas" xmlns:cx="http://schemas.microsoft.com/office/drawing/2014/chartex" xmlns:cx1="http://schemas.microsoft.com/office/drawing/2015/9/8/chartex" xmlns:cx2="http://schemas.microsoft.com/office/drawing/2015/10/21/chartex" xmlns:cx3="http://schemas.microsoft.com/office/drawing/2016/5/9/chartex" xmlns:cx4="http://schemas.microsoft.com/office/drawing/2016/5/10/chartex" xmlns:cx5="http://schemas.microsoft.com/office/drawing/2016/5/11/chartex" xmlns:cx6="http://schemas.microsoft.com/office/drawing/2016/5/12/chartex" xmlns:cx7="http://schemas.microsoft.com/office/drawing/2016/5/13/chartex" xmlns:cx8="http://schemas.microsoft.com/office/drawing/2016/5/14/chartex" xmlns:mc="http://schemas.openxmlformats.org/markup-compatibility/2006" xmlns:aink="http://schemas.microsoft.com/office/drawing/2016/ink" xmlns:am3d="http://schemas.microsoft.com/office/drawing/2017/model3d" xmlns:o="urn:schemas-microsoft-com:office:office" xmlns:oel="http://schemas.microsoft.com/office/2019/extlst" xmlns:r="http://schemas.openxmlformats.org/officeDocument/2006/relationships" xmlns:m="http://schemas.openxmlformats.org/officeDocument/2006/math" xmlns:v="urn:schemas-microsoft-com:vml" xmlns:wp14="http://schemas.microsoft.com/office/word/2010/wordprocessingDrawing" xmlns:wp="http://schemas.openxmlformats.org/drawingml/2006/wordprocessingDrawing" xmlns:w10="urn:schemas-microsoft-com:office:word" xmlns:w="http://schemas.openxmlformats.org/wordprocessingml/2006/main" xmlns:w14="http://schemas.microsoft.com/office/word/2010/wordml" xmlns:w15="http://schemas.microsoft.com/office/word/2012/wordml" xmlns:w16cex="http://schemas.microsoft.com/office/word/2018/wordml/cex" xmlns:w16cid="http://schemas.microsoft.com/office/word/2016/wordml/cid" xmlns:w16="http://schemas.microsoft.com/office/word/2018/wordml" xmlns:w16sdtdh="http://schemas.microsoft.com/office/word/2020/wordml/sdtdatahash" xmlns:w16se="http://schemas.microsoft.com/office/word/2015/wordml/symex" xmlns:wpg="http://schemas.microsoft.com/office/word/2010/wordprocessingGroup" xmlns:wpi="http://schemas.microsoft.com/office/word/2010/wordprocessingInk" xmlns:wne="http://schemas.microsoft.com/office/word/2006/wordml" xmlns:wps="http://schemas.microsoft.com/office/word/2010/wordprocessingShape" mc:Ignorable="w14 w15 w16se w16cid w16 w16cex w16sdtdh wp14">
+  <w:endnote w:type="separator" w:id="-1">
+    <w:p>
+      <w:pPr>
+        <w:spacing w:after="0" w:line="240" w:lineRule="auto"/>
+      </w:pPr>
+      <w:r>
+        <w:separator/>
+      </w:r>
+    </w:p>
+  </w:endnote>
+  <w:endnote w:type="continuationSeparator" w:id="0">
+    <w:p>
+      <w:pPr>
+        <w:spacing w:after="0" w:line="240" w:lineRule="auto"/>
+      </w:pPr>
+      <w:r>
+        <w:continuationSeparator/>
+      </w:r>
+    </w:p>
+  </w:endnote>
+</w:endnotes>
+</file>
+
+<file path=word/footer1.xml><?xml version="1.0" encoding="utf-8"?>
+<w:ftr xmlns:wpc="http://schemas.microsoft.com/office/word/2010/wordprocessingCanvas" xmlns:cx="http://schemas.microsoft.com/office/drawing/2014/chartex" xmlns:cx1="http://schemas.microsoft.com/office/drawing/2015/9/8/chartex" xmlns:cx2="http://schemas.microsoft.com/office/drawing/2015/10/21/chartex" xmlns:cx3="http://schemas.microsoft.com/office/drawing/2016/5/9/chartex" xmlns:cx4="http://schemas.microsoft.com/office/drawing/2016/5/10/chartex" xmlns:cx5="http://schemas.microsoft.com/office/drawing/2016/5/11/chartex" xmlns:cx6="http://schemas.microsoft.com/office/drawing/2016/5/12/chartex" xmlns:cx7="http://schemas.microsoft.com/office/drawing/2016/5/13/chartex" xmlns:cx8="http://schemas.microsoft.com/office/drawing/2016/5/14/chartex" xmlns:mc="http://schemas.openxmlformats.org/markup-compatibility/2006" xmlns:aink="http://schemas.microsoft.com/office/drawing/2016/ink" xmlns:am3d="http://schemas.microsoft.com/office/drawing/2017/model3d" xmlns:o="urn:schemas-microsoft-com:office:office" xmlns:oel="http://schemas.microsoft.com/office/2019/extlst" xmlns:r="http://schemas.openxmlformats.org/officeDocument/2006/relationships" xmlns:m="http://schemas.openxmlformats.org/officeDocument/2006/math" xmlns:v="urn:schemas-microsoft-com:vml" xmlns:wp14="http://schemas.microsoft.com/office/word/2010/wordprocessingDrawing" xmlns:wp="http://schemas.openxmlformats.org/drawingml/2006/wordprocessingDrawing" xmlns:w10="urn:schemas-microsoft-com:office:word" xmlns:w="http://schemas.openxmlformats.org/wordprocessingml/2006/main" xmlns:w14="http://schemas.microsoft.com/office/word/2010/wordml" xmlns:w15="http://schemas.microsoft.com/office/word/2012/wordml" xmlns:w16cex="http://schemas.microsoft.com/office/word/2018/wordml/cex" xmlns:w16cid="http://schemas.microsoft.com/office/word/2016/wordml/cid" xmlns:w16="http://schemas.microsoft.com/office/word/2018/wordml" xmlns:w16sdtdh="http://schemas.microsoft.com/office/word/2020/wordml/sdtdatahash" xmlns:w16se="http://schemas.microsoft.com/office/word/2015/wordml/symex" xmlns:wpg="http://schemas.microsoft.com/office/word/2010/wordprocessingGroup" xmlns:wpi="http://schemas.microsoft.com/office/word/2010/wordprocessingInk" xmlns:wne="http://schemas.microsoft.com/office/word/2006/wordml" xmlns:wps="http://schemas.microsoft.com/office/word/2010/wordprocessingShape" mc:Ignorable="w14 w15 w16se w16cid w16 w16cex w16sdtdh wp14">
+  <w:sdt>
+    <w:sdtPr>
+      <w:id w:val="-1564866394"/>
+      <w:docPartObj>
+        <w:docPartGallery w:val="Page Numbers (Bottom of Page)"/>
+        <w:docPartUnique/>
+      </w:docPartObj>
+    </w:sdtPr>
+    <w:sdtEndPr>
+      <w:rPr>
+        <w:noProof/>
+      </w:rPr>
+    </w:sdtEndPr>
+    <w:sdtContent>
+      <w:p>
+        <w:pPr>
+          <w:pStyle w:val="Footer"/>
+          <w:jc w:val="center"/>
+        </w:pPr>
+        <w:r>
+          <w:fldChar w:fldCharType="begin"/>
+        </w:r>
+        <w:r>
+          <w:instrText xml:space="preserve"> PAGE   \* MERGEFORMAT </w:instrText>
+        </w:r>
+        <w:r>
+          <w:fldChar w:fldCharType="separate"/>
+        </w:r>
+        <w:r>
+          <w:rPr>
+            <w:noProof/>
+          </w:rPr>
+          <w:t>2</w:t>
+        </w:r>
+        <w:r>
+          <w:rPr>
+            <w:noProof/>
+          </w:rPr>
+          <w:fldChar w:fldCharType="end"/>
+        </w:r>
+      </w:p>
+    </w:sdtContent>
+  </w:sdt>
+  <w:p>
+    <w:pPr>
+      <w:pStyle w:val="Footer"/>
+    </w:pPr>
+  </w:p>
+</w:ftr>
+</file>
+
+<file path=word/footnotes.xml><?xml version="1.0" encoding="utf-8"?>
+<w:footnotes xmlns:wpc="http://schemas.microsoft.com/office/word/2010/wordprocessingCanvas" xmlns:cx="http://schemas.microsoft.com/office/drawing/2014/chartex" xmlns:cx1="http://schemas.microsoft.com/office/drawing/2015/9/8/chartex" xmlns:cx2="http://schemas.microsoft.com/office/drawing/2015/10/21/chartex" xmlns:cx3="http://schemas.microsoft.com/office/drawing/2016/5/9/chartex" xmlns:cx4="http://schemas.microsoft.com/office/drawing/2016/5/10/chartex" xmlns:cx5="http://schemas.microsoft.com/office/drawing/2016/5/11/chartex" xmlns:cx6="http://schemas.microsoft.com/office/drawing/2016/5/12/chartex" xmlns:cx7="http://schemas.microsoft.com/office/drawing/2016/5/13/chartex" xmlns:cx8="http://schemas.microsoft.com/office/drawing/2016/5/14/chartex" xmlns:mc="http://schemas.openxmlformats.org/markup-compatibility/2006" xmlns:aink="http://schemas.microsoft.com/office/drawing/2016/ink" xmlns:am3d="http://schemas.microsoft.com/office/drawing/2017/model3d" xmlns:o="urn:schemas-microsoft-com:office:office" xmlns:oel="http://schemas.microsoft.com/office/2019/extlst" xmlns:r="http://schemas.openxmlformats.org/officeDocument/2006/relationships" xmlns:m="http://schemas.openxmlformats.org/officeDocument/2006/math" xmlns:v="urn:schemas-microsoft-com:vml" xmlns:wp14="http://schemas.microsoft.com/office/word/2010/wordprocessingDrawing" xmlns:wp="http://schemas.openxmlformats.org/drawingml/2006/wordprocessingDrawing" xmlns:w10="urn:schemas-microsoft-com:office:word" xmlns:w="http://schemas.openxmlformats.org/wordprocessingml/2006/main" xmlns:w14="http://schemas.microsoft.com/office/word/2010/wordml" xmlns:w15="http://schemas.microsoft.com/office/word/2012/wordml" xmlns:w16cex="http://schemas.microsoft.com/office/word/2018/wordml/cex" xmlns:w16cid="http://schemas.microsoft.com/office/word/2016/wordml/cid" xmlns:w16="http://schemas.microsoft.com/office/word/2018/wordml" xmlns:w16sdtdh="http://schemas.microsoft.com/office/word/2020/wordml/sdtdatahash" xmlns:w16se="http://schemas.microsoft.com/office/word/2015/wordml/symex" xmlns:wpg="http://schemas.microsoft.com/office/word/2010/wordprocessingGroup" xmlns:wpi="http://schemas.microsoft.com/office/word/2010/wordprocessingInk" xmlns:wne="http://schemas.microsoft.com/office/word/2006/wordml" xmlns:wps="http://schemas.microsoft.com/office/word/2010/wordprocessingShape" mc:Ignorable="w14 w15 w16se w16cid w16 w16cex w16sdtdh wp14">
+  <w:footnote w:type="separator" w:id="-1">
+    <w:p>
+      <w:pPr>
+        <w:spacing w:after="0" w:line="240" w:lineRule="auto"/>
+      </w:pPr>
+      <w:r>
+        <w:separator/>
+      </w:r>
+    </w:p>
+  </w:footnote>
+  <w:footnote w:type="continuationSeparator" w:id="0">
+    <w:p>
+      <w:pPr>
+        <w:spacing w:after="0" w:line="240" w:lineRule="auto"/>
+      </w:pPr>
+      <w:r>
+        <w:continuationSeparator/>
+      </w:r>
+    </w:p>
+  </w:footnote>
+</w:footnotes>
+</file>
+
+<file path=word/numbering.xml><?xml version="1.0" encoding="utf-8"?>
+<w:numbering xmlns:wpc="http://schemas.microsoft.com/office/word/2010/wordprocessingCanvas" xmlns:cx="http://schemas.microsoft.com/office/drawing/2014/chartex" xmlns:cx1="http://schemas.microsoft.com/office/drawing/2015/9/8/chartex" xmlns:cx2="http://schemas.microsoft.com/office/drawing/2015/10/21/chartex" xmlns:cx3="http://schemas.microsoft.com/office/drawing/2016/5/9/chartex" xmlns:cx4="http://schemas.microsoft.com/office/drawing/2016/5/10/chartex" xmlns:cx5="http://schemas.microsoft.com/office/drawing/2016/5/11/chartex" xmlns:cx6="http://schemas.microsoft.com/office/drawing/2016/5/12/chartex" xmlns:cx7="http://schemas.microsoft.com/office/drawing/2016/5/13/chartex" xmlns:cx8="http://schemas.microsoft.com/office/drawing/2016/5/14/chartex" xmlns:mc="http://schemas.openxmlformats.org/markup-compatibility/2006" xmlns:aink="http://schemas.microsoft.com/office/drawing/2016/ink" xmlns:am3d="http://schemas.microsoft.com/office/drawing/2017/model3d" xmlns:o="urn:schemas-microsoft-com:office:office" xmlns:oel="http://schemas.microsoft.com/office/2019/extlst" xmlns:r="http://schemas.openxmlformats.org/officeDocument/2006/relationships" xmlns:m="http://schemas.openxmlformats.org/officeDocument/2006/math" xmlns:v="urn:schemas-microsoft-com:vml" xmlns:wp14="http://schemas.microsoft.com/office/word/2010/wordprocessingDrawing" xmlns:wp="http://schemas.openxmlformats.org/drawingml/2006/wordprocessingDrawing" xmlns:w10="urn:schemas-microsoft-com:office:word" xmlns:w="http://schemas.openxmlformats.org/wordprocessingml/2006/main" xmlns:w14="http://schemas.microsoft.com/office/word/2010/wordml" xmlns:w15="http://schemas.microsoft.com/office/word/2012/wordml" xmlns:w16cex="http://schemas.microsoft.com/office/word/2018/wordml/cex" xmlns:w16cid="http://schemas.microsoft.com/office/word/2016/wordml/cid" xmlns:w16="http://schemas.microsoft.com/office/word/2018/wordml" xmlns:w16sdtdh="http://schemas.microsoft.com/office/word/2020/wordml/sdtdatahash" xmlns:w16se="http://schemas.microsoft.com/office/word/2015/wordml/symex" xmlns:wpg="http://schemas.microsoft.com/office/word/2010/wordprocessingGroup" xmlns:wpi="http://schemas.microsoft.com/office/word/2010/wordprocessingInk" xmlns:wne="http://schemas.microsoft.com/office/word/2006/wordml" xmlns:wps="http://schemas.microsoft.com/office/word/2010/wordprocessingShape" mc:Ignorable="w14 w15 w16se w16cid w16 w16cex w16sdtdh wp14">
+  <w:abstractNum w:abstractNumId="0" w15:restartNumberingAfterBreak="0">
+    <w:nsid w:val="78930442"/>
+    <w:multiLevelType w:val="hybridMultilevel"/>
+    <w:tmpl w:val="1FBCBB28"/>
+    <w:lvl w:ilvl="0" w:tplc="71E25754">
+      <w:start w:val="1"/>
+      <w:numFmt w:val="decimal"/>
+      <w:lvlText w:val="%1."/>
+      <w:lvlJc w:val="left"/>
+      <w:pPr>
+        <w:ind w:left="360" w:hanging="360"/>
+      </w:pPr>
+      <w:rPr>
+        <w:rFonts w:hint="default"/>
+        <w:b/>
+        <w:bCs/>
+      </w:rPr>
+    </w:lvl>
+    <w:lvl w:ilvl="1" w:tplc="04090019" w:tentative="1">
+      <w:start w:val="1"/>
+      <w:numFmt w:val="lowerLetter"/>
+      <w:lvlText w:val="%2."/>
+      <w:lvlJc w:val="left"/>
+      <w:pPr>
+        <w:ind w:left="1080" w:hanging="360"/>
+      </w:pPr>
+    </w:lvl>
+    <w:lvl w:ilvl="2" w:tplc="0409001B" w:tentative="1">
+      <w:start w:val="1"/>
+      <w:numFmt w:val="lowerRoman"/>
+      <w:lvlText w:val="%3."/>
+      <w:lvlJc w:val="right"/>
+      <w:pPr>
+        <w:ind w:left="1800" w:hanging="180"/>
+      </w:pPr>
+    </w:lvl>
+    <w:lvl w:ilvl="3" w:tplc="0409000F" w:tentative="1">
+      <w:start w:val="1"/>
+      <w:numFmt w:val="decimal"/>
+      <w:lvlText w:val="%4."/>
+      <w:lvlJc w:val="left"/>
+      <w:pPr>
+        <w:ind w:left="2520" w:hanging="360"/>
+      </w:pPr>
+    </w:lvl>
+    <w:lvl w:ilvl="4" w:tplc="04090019" w:tentative="1">
+      <w:start w:val="1"/>
+      <w:numFmt w:val="lowerLetter"/>
+      <w:lvlText w:val="%5."/>
+      <w:lvlJc w:val="left"/>
+      <w:pPr>
+        <w:ind w:left="3240" w:hanging="360"/>
+      </w:pPr>
+    </w:lvl>
+    <w:lvl w:ilvl="5" w:tplc="0409001B" w:tentative="1">
+      <w:start w:val="1"/>
+      <w:numFmt w:val="lowerRoman"/>
+      <w:lvlText w:val="%6."/>
+      <w:lvlJc w:val="right"/>
+      <w:pPr>
+        <w:ind w:left="3960" w:hanging="180"/>
+      </w:pPr>
+    </w:lvl>
+    <w:lvl w:ilvl="6" w:tplc="0409000F" w:tentative="1">
+      <w:start w:val="1"/>
+      <w:numFmt w:val="decimal"/>
+      <w:lvlText w:val="%7."/>
+      <w:lvlJc w:val="left"/>
+      <w:pPr>
+        <w:ind w:left="4680" w:hanging="360"/>
+      </w:pPr>
+    </w:lvl>
+    <w:lvl w:ilvl="7" w:tplc="04090019" w:tentative="1">
+      <w:start w:val="1"/>
+      <w:numFmt w:val="lowerLetter"/>
+      <w:lvlText w:val="%8."/>
+      <w:lvlJc w:val="left"/>
+      <w:pPr>
+        <w:ind w:left="5400" w:hanging="360"/>
+      </w:pPr>
+    </w:lvl>
+    <w:lvl w:ilvl="8" w:tplc="0409001B" w:tentative="1">
+      <w:start w:val="1"/>
+      <w:numFmt w:val="lowerRoman"/>
+      <w:lvlText w:val="%9."/>
+      <w:lvlJc w:val="right"/>
+      <w:pPr>
+        <w:ind w:left="6120" w:hanging="180"/>
+      </w:pPr>
+    </w:lvl>
+  </w:abstractNum>
+  <w:num w:numId="1" w16cid:durableId="1556040756">
+    <w:abstractNumId w:val="0"/>
+  </w:num>
+</w:numbering>
 </file>
 
 <file path=word/styles.xml><?xml version="1.0" encoding="utf-8"?>
@@ -721,7 +2995,6 @@
   <w:style w:type="character" w:default="1" w:styleId="DefaultParagraphFont">
     <w:name w:val="Default Paragraph Font"/>
     <w:uiPriority w:val="1"/>
-    <w:semiHidden/>
     <w:unhideWhenUsed/>
   </w:style>
   <w:style w:type="table" w:default="1" w:styleId="TableNormal">
@@ -1035,6 +3308,50 @@
       <w:spacing w:val="5"/>
     </w:rPr>
   </w:style>
+  <w:style w:type="paragraph" w:styleId="Header">
+    <w:name w:val="header"/>
+    <w:basedOn w:val="Normal"/>
+    <w:link w:val="HeaderChar"/>
+    <w:uiPriority w:val="99"/>
+    <w:unhideWhenUsed/>
+    <w:rsid w:val="007B0ED3"/>
+    <w:pPr>
+      <w:tabs>
+        <w:tab w:val="center" w:pos="4680"/>
+        <w:tab w:val="right" w:pos="9360"/>
+      </w:tabs>
+      <w:spacing w:after="0" w:line="240" w:lineRule="auto"/>
+    </w:pPr>
+  </w:style>
+  <w:style w:type="character" w:customStyle="1" w:styleId="HeaderChar">
+    <w:name w:val="Header Char"/>
+    <w:basedOn w:val="DefaultParagraphFont"/>
+    <w:link w:val="Header"/>
+    <w:uiPriority w:val="99"/>
+    <w:rsid w:val="007B0ED3"/>
+  </w:style>
+  <w:style w:type="paragraph" w:styleId="Footer">
+    <w:name w:val="footer"/>
+    <w:basedOn w:val="Normal"/>
+    <w:link w:val="FooterChar"/>
+    <w:uiPriority w:val="99"/>
+    <w:unhideWhenUsed/>
+    <w:rsid w:val="007B0ED3"/>
+    <w:pPr>
+      <w:tabs>
+        <w:tab w:val="center" w:pos="4680"/>
+        <w:tab w:val="right" w:pos="9360"/>
+      </w:tabs>
+      <w:spacing w:after="0" w:line="240" w:lineRule="auto"/>
+    </w:pPr>
+  </w:style>
+  <w:style w:type="character" w:customStyle="1" w:styleId="FooterChar">
+    <w:name w:val="Footer Char"/>
+    <w:basedOn w:val="DefaultParagraphFont"/>
+    <w:link w:val="Footer"/>
+    <w:uiPriority w:val="99"/>
+    <w:rsid w:val="007B0ED3"/>
+  </w:style>
 </w:styles>
 </file>
 
